--- a/TP3_Parte_B_Informe.docx
+++ b/TP3_Parte_B_Informe.docx
@@ -243,7 +243,7 @@
           <w:b w:val="0"/>
           <w:i w:val="0"/>
         </w:rPr>
-        <w:t>El código se organizó en 7 módulos, siguiendo una separación de responsabilidades (un núcleo + scripts por tarea, mismo patrón que el resto de la cursada):</w:t>
+        <w:t>El código se organizó en 7 módulos, siguiendo una separación de responsabilidades (un núcleo + scripts por tarea):</w:t>
       </w:r>
     </w:p>
     <w:tbl>
@@ -539,7 +539,7 @@
         <w:rPr>
           <w:b w:val="0"/>
         </w:rPr>
-        <w:t>se sortea N ~ Poisson(λ×D) cascadas semilla (λ=27,8/día, calibrado de los datos reales), cada una con su instante de inicio ~ Uniforme(0,D) y su actor semilla (bootstrap). Todas quedan cargadas en la misma FEL.</w:t>
+        <w:t>se sortea N ~ Poisson(λ×D) cascadas semilla (λ=27,8/día, D = días a simular, calibrado de los datos reales), cada una con su instante de inicio ~ Uniforme(0,D) y su actor semilla (bootstrap). Todas quedan cargadas en la misma FEL.</w:t>
       </w:r>
     </w:p>
     <w:p>
@@ -732,21 +732,21 @@
               <w:rPr>
                 <w:sz w:val="18"/>
               </w:rPr>
-              <w:t>Cola</w:t>
-            </w:r>
-          </w:p>
-        </w:tc>
-        <w:tc>
-          <w:tcPr>
-            <w:tcW w:type="dxa" w:w="5400"/>
-          </w:tcPr>
-          <w:p>
-            <w:r/>
-            <w:r>
-              <w:rPr>
-                <w:sz w:val="18"/>
-              </w:rPr>
-              <w:t>Cola de moderación no-FIFO: prioriza TEMA DISARM-* sobre ORG-*, y dentro de cada grupo prioriza cuentas NO indulgentes (ni verificadas ni clientes históricos); empate por orden de llegada.</w:t>
+              <w:t>Actividad</w:t>
+            </w:r>
+          </w:p>
+        </w:tc>
+        <w:tc>
+          <w:tcPr>
+            <w:tcW w:type="dxa" w:w="5400"/>
+          </w:tcPr>
+          <w:p>
+            <w:r/>
+            <w:r>
+              <w:rPr>
+                <w:sz w:val="18"/>
+              </w:rPr>
+              <w:t>Revisión de moderación (TIEMPO_REVISION, lognormal): ocupa un moderador desde que lo toma hasta el evento FINALIZADOR — es la única actividad con contención de recurso (puede generar cola si no hay moderador libre).</w:t>
             </w:r>
           </w:p>
         </w:tc>
@@ -762,6 +762,36 @@
               <w:rPr>
                 <w:sz w:val="18"/>
               </w:rPr>
+              <w:t>Cola</w:t>
+            </w:r>
+          </w:p>
+        </w:tc>
+        <w:tc>
+          <w:tcPr>
+            <w:tcW w:type="dxa" w:w="5400"/>
+          </w:tcPr>
+          <w:p>
+            <w:r/>
+            <w:r>
+              <w:rPr>
+                <w:sz w:val="18"/>
+              </w:rPr>
+              <w:t>Cola de moderación no-FIFO: prioriza TEMA DISARM-* sobre ORG-*, y dentro de cada grupo prioriza cuentas NO indulgentes (ni verificadas ni clientes históricos); empate por orden de llegada.</w:t>
+            </w:r>
+          </w:p>
+        </w:tc>
+      </w:tr>
+      <w:tr>
+        <w:tc>
+          <w:tcPr>
+            <w:tcW w:type="dxa" w:w="5400"/>
+          </w:tcPr>
+          <w:p>
+            <w:r/>
+            <w:r>
+              <w:rPr>
+                <w:sz w:val="18"/>
+              </w:rPr>
               <w:t>Eventos</w:t>
             </w:r>
           </w:p>
@@ -784,22 +814,53 @@
     </w:tbl>
     <w:p>
       <w:pPr>
-        <w:pStyle w:val="Heading2"/>
-      </w:pPr>
-      <w:r>
-        <w:t>Variables de Referencia y Variables de Estado</w:t>
-      </w:r>
-    </w:p>
-    <w:p>
-      <w:pPr>
         <w:spacing w:after="160"/>
       </w:pPr>
+      <w:r>
+        <w:rPr>
+          <w:b/>
+          <w:i w:val="0"/>
+        </w:rPr>
+        <w:t xml:space="preserve">Nota: </w:t>
+      </w:r>
       <w:r>
         <w:rPr>
           <w:b w:val="0"/>
           <w:i w:val="0"/>
         </w:rPr>
+        <w:t>clasificar un nodo (Centinela) no es ni una actividad ni un recurso en este modelo — ocurre de forma instantánea dentro del propio evento GENERADOR, sin un evento propio que la inicie y la finalice ni contención por capacidad limitada.</w:t>
+      </w:r>
+    </w:p>
+    <w:p>
+      <w:pPr>
+        <w:pStyle w:val="Heading2"/>
+      </w:pPr>
+      <w:r>
+        <w:t>Variables de Referencia y Variables de Estado</w:t>
+      </w:r>
+    </w:p>
+    <w:p>
+      <w:pPr>
+        <w:spacing w:after="160"/>
+      </w:pPr>
+      <w:r>
+        <w:rPr>
+          <w:b w:val="0"/>
+          <w:i w:val="0"/>
+        </w:rPr>
         <w:t>ALCANCE_NOC (VR): suma, sobre todos los nodos de todas las cascadas, de las impresiones efectivamente acreditadas — completas si el nodo nunca se remueve con éxito, proporcionales al tiempo circulado si sí (ver sección 3). COSTO (VR): costo fijo por escenario (dotación de moderadores + capex/opex del clasificador, prorateados a D días) más costo variable por réplica (revisión de ítems flageados, falsos positivos, fricción de rate-limit, degradación de alcance).</w:t>
+      </w:r>
+    </w:p>
+    <w:p>
+      <w:pPr>
+        <w:spacing w:after="160"/>
+      </w:pPr>
+      <w:r>
+        <w:rPr>
+          <w:b w:val="0"/>
+          <w:i w:val="0"/>
+        </w:rPr>
+        <w:t>Además de las VR, el motor mantiene otras variables de estado internas que no se reportan como resultado agregado ni se grafican, pero gobiernan la dinámica de la réplica. La principal es RA (reenvíos acumulados, por cascada): crece cada vez que un nodo de esa cascada sortea HIJOS, y en cuanto cruza el umbral_reenvios_rate_limit de la Tabla 1 dispara la fricción de VD2 sobre los nodos siguientes de esa misma cascada (ver sección 3). El reloj de la simulación (T) y el contador de eventos procesados (K, acotado por KMAX — ver Tabla 7 en la sección 5) son las otras dos.</w:t>
       </w:r>
     </w:p>
     <w:p>
@@ -879,6 +940,81 @@
     </w:p>
     <w:p>
       <w:pPr>
+        <w:spacing w:after="160"/>
+      </w:pPr>
+      <w:r>
+        <w:rPr>
+          <w:b w:val="0"/>
+          <w:i w:val="0"/>
+        </w:rPr>
+        <w:t>Tiempo de contención (VE): se registran dos variantes en paralelo, cada una actualizada en los eventos de la cascada correspondiente (nunca por muestreo periódico) — tiempo hasta la extinción natural (último evento procesado de esa cascada) y tiempo hasta la primera remoción exitosa. El siguiente gráfico muestra la distribución de ambas, por escenario, en una réplica representativa (escala log):</w:t>
+      </w:r>
+    </w:p>
+    <w:p>
+      <w:pPr>
+        <w:jc w:val="center"/>
+      </w:pPr>
+      <w:r>
+        <w:drawing>
+          <wp:inline>
+            <wp:extent cx="5400000" cy="2452142"/>
+            <wp:docPr id="2" name="Picture 2"/>
+            <wp:cNvGraphicFramePr>
+              <a:graphicFrameLocks noChangeAspect="1"/>
+            </wp:cNvGraphicFramePr>
+            <a:graphic>
+              <a:graphicData uri="http://schemas.openxmlformats.org/drawingml/2006/picture">
+                <pic:pic>
+                  <pic:nvPicPr>
+                    <pic:cNvPr id="0" name="ve_tiempo_contencion.png"/>
+                    <pic:cNvPicPr/>
+                  </pic:nvPicPr>
+                  <pic:blipFill>
+                    <a:blip r:embed="rId20"/>
+                    <a:stretch>
+                      <a:fillRect/>
+                    </a:stretch>
+                  </pic:blipFill>
+                  <pic:spPr>
+                    <a:xfrm>
+                      <a:off x="0" y="0"/>
+                      <a:ext cx="5400000" cy="2452142"/>
+                    </a:xfrm>
+                    <a:prstGeom prst="rect"/>
+                  </pic:spPr>
+                </pic:pic>
+              </a:graphicData>
+            </a:graphic>
+          </wp:inline>
+        </w:drawing>
+      </w:r>
+    </w:p>
+    <w:p>
+      <w:pPr>
+        <w:jc w:val="center"/>
+      </w:pPr>
+      <w:r>
+        <w:rPr>
+          <w:i/>
+          <w:sz w:val="18"/>
+        </w:rPr>
+        <w:t>Figura 2. Tiempo de contención por escenario (VE), distribución entre cascadas de una réplica representativa por escenario.</w:t>
+      </w:r>
+    </w:p>
+    <w:p>
+      <w:pPr>
+        <w:spacing w:after="160"/>
+      </w:pPr>
+      <w:r>
+        <w:rPr>
+          <w:b w:val="0"/>
+          <w:i w:val="0"/>
+        </w:rPr>
+        <w:t>Se ve el mismo patrón que en la Figura 1: con solo 2 moderadores, conservador tarda muchísimo más en contener una cascada que intermedio o pesimista. La primera remoción exitosa tiene mediana ≈10.763 min (~7,5 días) en conservador, contra ≈196 min en intermedio y ≈150 min en pesimista — dos órdenes de magnitud de diferencia, atribuible directamente a la saturación de la cola de moderación (ver sección 4). La extinción natural muestra el mismo patrón más atenuado (medianas 700 / 178 / 148 min), porque también incluye cascadas que nunca llegan a flaguearse y se extinguen solas sin pasar por moderación.</w:t>
+      </w:r>
+    </w:p>
+    <w:p>
+      <w:pPr>
         <w:pStyle w:val="Heading2"/>
       </w:pPr>
       <w:r>
@@ -905,7 +1041,7 @@
         <w:rPr>
           <w:b w:val="0"/>
         </w:rPr>
-        <w:t>cuando un nodo se remueve con éxito, se "contiene" toda la cascada pendiente. Los eventos GENERADOR que todavía no se procesaron se invalidan de forma perezosa (un chequeo de un booleano al extraerlos de la FEL, nunca hace falta tocar el heap); pero los nodos que ya tienen un moderador asignado liberan ese recurso de inmediato, y los que están en la cola de moderación se purgan activamente — perezoso para lo que no cuesta nada dejar pasar, activo para lo que retiene un recurso compartido real.</w:t>
+        <w:t>la FEL (lista de eventos futuros) está implementada como heap binario (Python heapq): un árbol donde el evento con menor tiempo siempre está en la raíz, así que extraer el próximo evento y agregar uno nuevo cuestan O(log n) en vez de tener que ordenar toda la lista. Sobre esa base, cuando un nodo se remueve con éxito, se "contiene" toda la cascada pendiente. Los eventos GENERADOR que todavía no se procesaron se invalidan de forma perezosa (un chequeo de un booleano al extraerlos de la FEL, nunca hace falta tocar el heap); pero los nodos que ya tienen un moderador asignado liberan ese recurso de inmediato, y los que están en la cola de moderación se purgan activamente — perezoso para lo que no cuesta nada dejar pasar, activo para lo que retiene un recurso compartido real.</w:t>
       </w:r>
     </w:p>
     <w:p>
@@ -928,7 +1064,7 @@
         <w:rPr>
           <w:b w:val="0"/>
         </w:rPr>
-        <w:t>multiplicador_base (Binomial Negativa condicional, NB2) y FLAG (logística) se ajustaron contra los ~66.000 eventos del dataset histórico, en vez de usar distribuciones fijas sin covariables. El tamaño de muestra de las réplicas (M) se calcula con el procedimiento secuencial de Law (2015): un lote piloto, cálculo del half-width, y agregado de réplicas hasta cumplir la precisión objetivo — no un N fijo elegido a priori.</w:t>
+        <w:t>multiplicador_base (Binomial Negativa condicional, NB2) y FLAG (logística) se ajustaron contra los ~66.000 eventos del dataset histórico, en vez de usar distribuciones fijas sin covariables.</w:t>
       </w:r>
     </w:p>
     <w:p>
@@ -1040,7 +1176,7 @@
         <w:rPr>
           <w:b w:val="0"/>
         </w:rPr>
-        <w:t>La fórmula original necesitaba el "volumen total de contenido legítimo de la plataforma que pasa por Centinela", un dato inexistente en los parámetros provistos y no estimable razonablemente con lo que da el memo. Se reemplazó por una fórmula que deriva los falsos positivos de los ítems efectivamente flageados en la cascada y la precisión del clasificador.</w:t>
+        <w:t>La fórmula original necesitaba el "volumen total de contenido legítimo de la plataforma que pasa por Centinela", un dato inexistente en los parámetros provistos y no estimable razonablemente con lo que da el memo. Se reemplazó por una fórmula que deriva los falsos positivos de los ítems efectivamente flageados en la cascada y la precisión del clasificador: como todo lo que circula dentro de la cascada simulada es nocivo por construcción, no hay falsos positivos reales ahí — cada ítem flageado es un verdadero positivo, y la precisión global del clasificador se usa para proyectar, a partir de esos verdaderos positivos, los falsos positivos que los acompañarían en el resto de la plataforma.</w:t>
       </w:r>
     </w:p>
     <w:p>
@@ -1549,7 +1685,7 @@
           <w:b w:val="0"/>
           <w:i w:val="0"/>
         </w:rPr>
-        <w:t>Ocupación y espera en cola bajan monótonamente con más moderadores, como se esperaba.</w:t>
+        <w:t>Ocupación y espera en cola bajan monótonamente con más moderadores, como se esperaba. Ítems flageados también baja: no es que Centinela se vuelva menos estricto, sino que las cascadas se contienen más rápido (ver sección 3) y nacen menos nodos en total para evaluar.</w:t>
       </w:r>
     </w:p>
     <w:p>
